--- a/bov_prospect_template.docx
+++ b/bov_prospect_template.docx
@@ -1068,7 +1068,7 @@
                   <wp:posOffset>-414443</wp:posOffset>
                 </wp:positionH>
                 <wp:positionV relativeFrom="page">
-                  <wp:posOffset>6717665</wp:posOffset>
+                  <wp:posOffset>6464808</wp:posOffset>
                 </wp:positionV>
                 <wp:extent cx="3497580" cy="2799080"/>
                 <wp:effectExtent l="0" t="0" r="0" b="0"/>
@@ -2942,35 +2942,8 @@
             <w:vAlign w:val="center"/>
           </w:tcPr>
           <w:p>
-            <w:pPr>
-              <w:jc w:val="center"/>
-              <w:rPr>
-                <w:rFonts w:ascii="Arial" w:hAnsi="Arial" w:cs="Arial"/>
-                <w:sz w:val="20"/>
-                <w:szCs w:val="20"/>
-              </w:rPr>
-            </w:pPr>
-            <w:r>
-              <w:rPr>
-                <w:rFonts w:ascii="Arial" w:hAnsi="Arial" w:cs="Arial"/>
-                <w:sz w:val="20"/>
-                <w:szCs w:val="20"/>
-              </w:rPr>
-              <w:t>{{value_aggressive_psf}}</w:t>
-            </w:r>
-            <w:r>
-              <w:rPr>
-                <w:rFonts w:ascii="Arial" w:hAnsi="Arial" w:cs="Arial"/>
-                <w:sz w:val="20"/>
-                <w:szCs w:val="20"/>
-              </w:rPr>
-            </w:r>
-            <w:r>
-              <w:rPr>
-                <w:rFonts w:ascii="Arial" w:hAnsi="Arial" w:cs="Arial"/>
-                <w:sz w:val="20"/>
-                <w:szCs w:val="20"/>
-              </w:rPr>
+            <w:r>
+              <w:t>{{value_aggressive}}</w:t>
             </w:r>
           </w:p>
         </w:tc>
@@ -2980,35 +2953,8 @@
             <w:vAlign w:val="center"/>
           </w:tcPr>
           <w:p>
-            <w:pPr>
-              <w:jc w:val="center"/>
-              <w:rPr>
-                <w:rFonts w:ascii="Arial" w:hAnsi="Arial" w:cs="Arial"/>
-                <w:sz w:val="20"/>
-                <w:szCs w:val="20"/>
-              </w:rPr>
-            </w:pPr>
-            <w:r>
-              <w:rPr>
-                <w:rFonts w:ascii="Arial" w:hAnsi="Arial" w:cs="Arial"/>
-                <w:sz w:val="20"/>
-                <w:szCs w:val="20"/>
-              </w:rPr>
-              <w:t>{{market_price_psf}}/PSF</w:t>
-            </w:r>
-            <w:r>
-              <w:rPr>
-                <w:rFonts w:ascii="Arial" w:hAnsi="Arial" w:cs="Arial"/>
-                <w:sz w:val="20"/>
-                <w:szCs w:val="20"/>
-              </w:rPr>
-            </w:r>
-            <w:r>
-              <w:rPr>
-                <w:rFonts w:ascii="Arial" w:hAnsi="Arial" w:cs="Arial"/>
-                <w:sz w:val="20"/>
-                <w:szCs w:val="20"/>
-              </w:rPr>
+            <w:r>
+              <w:t>{{market_value}}</w:t>
             </w:r>
           </w:p>
         </w:tc>
@@ -3018,35 +2964,8 @@
             <w:vAlign w:val="center"/>
           </w:tcPr>
           <w:p>
-            <w:pPr>
-              <w:jc w:val="center"/>
-              <w:rPr>
-                <w:rFonts w:ascii="Arial" w:hAnsi="Arial" w:cs="Arial"/>
-                <w:sz w:val="20"/>
-                <w:szCs w:val="20"/>
-              </w:rPr>
-            </w:pPr>
-            <w:r>
-              <w:rPr>
-                <w:rFonts w:ascii="Arial" w:hAnsi="Arial" w:cs="Arial"/>
-                <w:sz w:val="20"/>
-                <w:szCs w:val="20"/>
-              </w:rPr>
-              <w:t>{{value_conservative_psf}}</w:t>
-            </w:r>
-            <w:r>
-              <w:rPr>
-                <w:rFonts w:ascii="Arial" w:hAnsi="Arial" w:cs="Arial"/>
-                <w:sz w:val="20"/>
-                <w:szCs w:val="20"/>
-              </w:rPr>
-            </w:r>
-            <w:r>
-              <w:rPr>
-                <w:rFonts w:ascii="Arial" w:hAnsi="Arial" w:cs="Arial"/>
-                <w:sz w:val="20"/>
-                <w:szCs w:val="20"/>
-              </w:rPr>
+            <w:r>
+              <w:t>{{value_conservative}}</w:t>
             </w:r>
           </w:p>
         </w:tc>
@@ -4789,533 +4708,6 @@
     <w:p>
       <w:pPr>
         <w:rPr>
-          <w:rFonts w:ascii="Poppins" w:hAnsi="Poppins" w:cs="Poppins"/>
-          <w:sz w:val="14"/>
-          <w:szCs w:val="14"/>
-        </w:rPr>
-      </w:pPr>
-      <w:r>
-        <w:rPr>
-          <w:noProof/>
-        </w:rPr>
-        <mc:AlternateContent>
-          <mc:Choice Requires="wps">
-            <w:drawing>
-              <wp:anchor distT="0" distB="0" distL="114300" distR="114300" simplePos="0" relativeHeight="251658260" behindDoc="0" locked="0" layoutInCell="1" allowOverlap="1" wp14:anchorId="26A4495F" wp14:editId="51C7208D">
-                <wp:simplePos x="0" y="0"/>
-                <wp:positionH relativeFrom="column">
-                  <wp:posOffset>6518910</wp:posOffset>
-                </wp:positionH>
-                <wp:positionV relativeFrom="paragraph">
-                  <wp:posOffset>2828608</wp:posOffset>
-                </wp:positionV>
-                <wp:extent cx="19752709" cy="7940098"/>
-                <wp:effectExtent l="0" t="0" r="0" b="0"/>
-                <wp:wrapNone/>
-                <wp:docPr id="274646492" name="Parallelogram 42"/>
-                <wp:cNvGraphicFramePr/>
-                <a:graphic xmlns:a="http://schemas.openxmlformats.org/drawingml/2006/main">
-                  <a:graphicData uri="http://schemas.microsoft.com/office/word/2010/wordprocessingShape">
-                    <wps:wsp>
-                      <wps:cNvSpPr/>
-                      <wps:spPr>
-                        <a:xfrm rot="3111698">
-                          <a:off x="0" y="0"/>
-                          <a:ext cx="19752709" cy="7940098"/>
-                        </a:xfrm>
-                        <a:prstGeom prst="parallelogram">
-                          <a:avLst/>
-                        </a:prstGeom>
-                        <a:solidFill>
-                          <a:schemeClr val="tx1">
-                            <a:alpha val="25000"/>
-                          </a:schemeClr>
-                        </a:solidFill>
-                        <a:ln>
-                          <a:noFill/>
-                        </a:ln>
-                      </wps:spPr>
-                      <wps:style>
-                        <a:lnRef idx="2">
-                          <a:schemeClr val="accent1">
-                            <a:shade val="15000"/>
-                          </a:schemeClr>
-                        </a:lnRef>
-                        <a:fillRef idx="1">
-                          <a:schemeClr val="accent1"/>
-                        </a:fillRef>
-                        <a:effectRef idx="0">
-                          <a:schemeClr val="accent1"/>
-                        </a:effectRef>
-                        <a:fontRef idx="minor">
-                          <a:schemeClr val="lt1"/>
-                        </a:fontRef>
-                      </wps:style>
-                      <wps:bodyPr rot="0" spcFirstLastPara="0" vertOverflow="overflow" horzOverflow="overflow" vert="horz" wrap="square" lIns="91440" tIns="45720" rIns="91440" bIns="45720" numCol="1" spcCol="0" rtlCol="0" fromWordArt="0" anchor="ctr" anchorCtr="0" forceAA="0" compatLnSpc="1">
-                        <a:prstTxWarp prst="textNoShape">
-                          <a:avLst/>
-                        </a:prstTxWarp>
-                        <a:noAutofit/>
-                      </wps:bodyPr>
-                    </wps:wsp>
-                  </a:graphicData>
-                </a:graphic>
-              </wp:anchor>
-            </w:drawing>
-          </mc:Choice>
-          <mc:Fallback>
-            <w:pict>
-              <v:shape w14:anchorId="2BA2F33D" id="Parallelogram 42" o:spid="_x0000_s1026" type="#_x0000_t7" style="position:absolute;margin-left:513.3pt;margin-top:222.75pt;width:1555.35pt;height:625.2pt;rotation:3398804fd;z-index:251658260;visibility:visible;mso-wrap-style:square;mso-wrap-distance-left:9pt;mso-wrap-distance-top:0;mso-wrap-distance-right:9pt;mso-wrap-distance-bottom:0;mso-position-horizontal:absolute;mso-position-horizontal-relative:text;mso-position-vertical:absolute;mso-position-vertical-relative:text;v-text-anchor:middle" o:gfxdata="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" adj="2171" fillcolor="black [3213]" stroked="f" strokeweight="1pt">
-                <v:fill opacity="16448f"/>
-              </v:shape>
-            </w:pict>
-          </mc:Fallback>
-        </mc:AlternateContent>
-      </w:r>
-      <w:r>
-        <w:rPr>
-          <w:noProof/>
-        </w:rPr>
-        <mc:AlternateContent>
-          <mc:Choice Requires="wps">
-            <w:drawing>
-              <wp:anchor distT="0" distB="0" distL="114300" distR="114300" simplePos="0" relativeHeight="251658261" behindDoc="0" locked="0" layoutInCell="1" allowOverlap="1" wp14:anchorId="0F2653BE" wp14:editId="5F38A5DA">
-                <wp:simplePos x="0" y="0"/>
-                <wp:positionH relativeFrom="column">
-                  <wp:posOffset>12624435</wp:posOffset>
-                </wp:positionH>
-                <wp:positionV relativeFrom="paragraph">
-                  <wp:posOffset>393383</wp:posOffset>
-                </wp:positionV>
-                <wp:extent cx="13232675" cy="2743180"/>
-                <wp:effectExtent l="0" t="0" r="0" b="0"/>
-                <wp:wrapNone/>
-                <wp:docPr id="149391870" name="Parallelogram 42"/>
-                <wp:cNvGraphicFramePr/>
-                <a:graphic xmlns:a="http://schemas.openxmlformats.org/drawingml/2006/main">
-                  <a:graphicData uri="http://schemas.microsoft.com/office/word/2010/wordprocessingShape">
-                    <wps:wsp>
-                      <wps:cNvSpPr/>
-                      <wps:spPr>
-                        <a:xfrm rot="3111698">
-                          <a:off x="0" y="0"/>
-                          <a:ext cx="13232675" cy="2743180"/>
-                        </a:xfrm>
-                        <a:prstGeom prst="parallelogram">
-                          <a:avLst/>
-                        </a:prstGeom>
-                        <a:solidFill>
-                          <a:srgbClr val="00B0F0">
-                            <a:alpha val="25000"/>
-                          </a:srgbClr>
-                        </a:solidFill>
-                        <a:ln>
-                          <a:noFill/>
-                        </a:ln>
-                      </wps:spPr>
-                      <wps:style>
-                        <a:lnRef idx="2">
-                          <a:schemeClr val="accent1">
-                            <a:shade val="15000"/>
-                          </a:schemeClr>
-                        </a:lnRef>
-                        <a:fillRef idx="1">
-                          <a:schemeClr val="accent1"/>
-                        </a:fillRef>
-                        <a:effectRef idx="0">
-                          <a:schemeClr val="accent1"/>
-                        </a:effectRef>
-                        <a:fontRef idx="minor">
-                          <a:schemeClr val="lt1"/>
-                        </a:fontRef>
-                      </wps:style>
-                      <wps:bodyPr rot="0" spcFirstLastPara="0" vertOverflow="overflow" horzOverflow="overflow" vert="horz" wrap="square" lIns="91440" tIns="45720" rIns="91440" bIns="45720" numCol="1" spcCol="0" rtlCol="0" fromWordArt="0" anchor="ctr" anchorCtr="0" forceAA="0" compatLnSpc="1">
-                        <a:prstTxWarp prst="textNoShape">
-                          <a:avLst/>
-                        </a:prstTxWarp>
-                        <a:noAutofit/>
-                      </wps:bodyPr>
-                    </wps:wsp>
-                  </a:graphicData>
-                </a:graphic>
-              </wp:anchor>
-            </w:drawing>
-          </mc:Choice>
-          <mc:Fallback>
-            <w:pict>
-              <v:shape w14:anchorId="3E81156C" id="Parallelogram 42" o:spid="_x0000_s1026" type="#_x0000_t7" style="position:absolute;margin-left:994.05pt;margin-top:31pt;width:1041.95pt;height:3in;rotation:3398804fd;z-index:251658261;visibility:visible;mso-wrap-style:square;mso-wrap-distance-left:9pt;mso-wrap-distance-top:0;mso-wrap-distance-right:9pt;mso-wrap-distance-bottom:0;mso-position-horizontal:absolute;mso-position-horizontal-relative:text;mso-position-vertical:absolute;mso-position-vertical-relative:text;v-text-anchor:middle" o:gfxdata="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" adj="1119" fillcolor="#00b0f0" stroked="f" strokeweight="1pt">
-                <v:fill opacity="16448f"/>
-              </v:shape>
-            </w:pict>
-          </mc:Fallback>
-        </mc:AlternateContent>
-      </w:r>
-      <w:r>
-        <w:rPr>
-          <w:noProof/>
-        </w:rPr>
-        <mc:AlternateContent>
-          <mc:Choice Requires="wps">
-            <w:drawing>
-              <wp:anchor distT="0" distB="0" distL="114300" distR="114300" simplePos="0" relativeHeight="251658262" behindDoc="0" locked="0" layoutInCell="1" allowOverlap="1" wp14:anchorId="36456148" wp14:editId="433D7E2A">
-                <wp:simplePos x="0" y="0"/>
-                <wp:positionH relativeFrom="column">
-                  <wp:posOffset>15151735</wp:posOffset>
-                </wp:positionH>
-                <wp:positionV relativeFrom="paragraph">
-                  <wp:posOffset>-832167</wp:posOffset>
-                </wp:positionV>
-                <wp:extent cx="13232675" cy="2743180"/>
-                <wp:effectExtent l="0" t="0" r="0" b="0"/>
-                <wp:wrapNone/>
-                <wp:docPr id="2110108635" name="Parallelogram 42"/>
-                <wp:cNvGraphicFramePr/>
-                <a:graphic xmlns:a="http://schemas.openxmlformats.org/drawingml/2006/main">
-                  <a:graphicData uri="http://schemas.microsoft.com/office/word/2010/wordprocessingShape">
-                    <wps:wsp>
-                      <wps:cNvSpPr/>
-                      <wps:spPr>
-                        <a:xfrm rot="3111698">
-                          <a:off x="0" y="0"/>
-                          <a:ext cx="13232675" cy="2743180"/>
-                        </a:xfrm>
-                        <a:prstGeom prst="parallelogram">
-                          <a:avLst/>
-                        </a:prstGeom>
-                        <a:solidFill>
-                          <a:srgbClr val="00B0F0">
-                            <a:alpha val="5000"/>
-                          </a:srgbClr>
-                        </a:solidFill>
-                        <a:ln>
-                          <a:noFill/>
-                        </a:ln>
-                      </wps:spPr>
-                      <wps:style>
-                        <a:lnRef idx="2">
-                          <a:schemeClr val="accent1">
-                            <a:shade val="15000"/>
-                          </a:schemeClr>
-                        </a:lnRef>
-                        <a:fillRef idx="1">
-                          <a:schemeClr val="accent1"/>
-                        </a:fillRef>
-                        <a:effectRef idx="0">
-                          <a:schemeClr val="accent1"/>
-                        </a:effectRef>
-                        <a:fontRef idx="minor">
-                          <a:schemeClr val="lt1"/>
-                        </a:fontRef>
-                      </wps:style>
-                      <wps:bodyPr rot="0" spcFirstLastPara="0" vertOverflow="overflow" horzOverflow="overflow" vert="horz" wrap="square" lIns="91440" tIns="45720" rIns="91440" bIns="45720" numCol="1" spcCol="0" rtlCol="0" fromWordArt="0" anchor="ctr" anchorCtr="0" forceAA="0" compatLnSpc="1">
-                        <a:prstTxWarp prst="textNoShape">
-                          <a:avLst/>
-                        </a:prstTxWarp>
-                        <a:noAutofit/>
-                      </wps:bodyPr>
-                    </wps:wsp>
-                  </a:graphicData>
-                </a:graphic>
-              </wp:anchor>
-            </w:drawing>
-          </mc:Choice>
-          <mc:Fallback>
-            <w:pict>
-              <v:shape w14:anchorId="6AB47F55" id="Parallelogram 42" o:spid="_x0000_s1026" type="#_x0000_t7" style="position:absolute;margin-left:1193.05pt;margin-top:-65.5pt;width:1041.95pt;height:3in;rotation:3398804fd;z-index:251658262;visibility:visible;mso-wrap-style:square;mso-wrap-distance-left:9pt;mso-wrap-distance-top:0;mso-wrap-distance-right:9pt;mso-wrap-distance-bottom:0;mso-position-horizontal:absolute;mso-position-horizontal-relative:text;mso-position-vertical:absolute;mso-position-vertical-relative:text;v-text-anchor:middle" o:gfxdata="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" adj="1119" fillcolor="#00b0f0" stroked="f" strokeweight="1pt">
-                <v:fill opacity="3341f"/>
-              </v:shape>
-            </w:pict>
-          </mc:Fallback>
-        </mc:AlternateContent>
-      </w:r>
-      <w:r>
-        <w:rPr>
-          <w:rFonts w:ascii="Poppins" w:hAnsi="Poppins" w:cs="Poppins"/>
-          <w:noProof/>
-        </w:rPr>
-        <mc:AlternateContent>
-          <mc:Choice Requires="wps">
-            <w:drawing>
-              <wp:anchor distT="0" distB="0" distL="114300" distR="114300" simplePos="0" relativeHeight="251658266" behindDoc="0" locked="0" layoutInCell="1" allowOverlap="1" wp14:anchorId="79AE94A4" wp14:editId="3CDCE1F7">
-                <wp:simplePos x="0" y="0"/>
-                <wp:positionH relativeFrom="page">
-                  <wp:posOffset>-12962818</wp:posOffset>
-                </wp:positionH>
-                <wp:positionV relativeFrom="paragraph">
-                  <wp:posOffset>2970506</wp:posOffset>
-                </wp:positionV>
-                <wp:extent cx="6151245" cy="1542415"/>
-                <wp:effectExtent l="0" t="0" r="1905" b="635"/>
-                <wp:wrapNone/>
-                <wp:docPr id="1361958563" name="Rectangle 28"/>
-                <wp:cNvGraphicFramePr/>
-                <a:graphic xmlns:a="http://schemas.openxmlformats.org/drawingml/2006/main">
-                  <a:graphicData uri="http://schemas.microsoft.com/office/word/2010/wordprocessingShape">
-                    <wps:wsp>
-                      <wps:cNvSpPr/>
-                      <wps:spPr>
-                        <a:xfrm>
-                          <a:off x="0" y="0"/>
-                          <a:ext cx="6151245" cy="1542415"/>
-                        </a:xfrm>
-                        <a:prstGeom prst="rect">
-                          <a:avLst/>
-                        </a:prstGeom>
-                        <a:solidFill>
-                          <a:srgbClr val="0070C0"/>
-                        </a:solidFill>
-                        <a:ln>
-                          <a:noFill/>
-                        </a:ln>
-                      </wps:spPr>
-                      <wps:style>
-                        <a:lnRef idx="2">
-                          <a:schemeClr val="accent1">
-                            <a:shade val="15000"/>
-                          </a:schemeClr>
-                        </a:lnRef>
-                        <a:fillRef idx="1">
-                          <a:schemeClr val="accent1"/>
-                        </a:fillRef>
-                        <a:effectRef idx="0">
-                          <a:schemeClr val="accent1"/>
-                        </a:effectRef>
-                        <a:fontRef idx="minor">
-                          <a:schemeClr val="lt1"/>
-                        </a:fontRef>
-                      </wps:style>
-                      <wps:txbx>
-                        <w:txbxContent>
-                          <w:p>
-                            <w:pPr>
-                              <w:rPr>
-                                <w:sz w:val="88"/>
-                                <w:szCs w:val="88"/>
-                              </w:rPr>
-                            </w:pPr>
-                            <w:r>
-                              <w:rPr>
-                                <w:sz w:val="88"/>
-                                <w:szCs w:val="88"/>
-                              </w:rPr>
-                              <w:t>Broker Opinion of Value</w:t>
-                            </w:r>
-                          </w:p>
-                        </w:txbxContent>
-                      </wps:txbx>
-                      <wps:bodyPr rot="0" spcFirstLastPara="0" vertOverflow="overflow" horzOverflow="overflow" vert="horz" wrap="square" lIns="91440" tIns="45720" rIns="91440" bIns="45720" numCol="1" spcCol="0" rtlCol="0" fromWordArt="0" anchor="ctr" anchorCtr="0" forceAA="0" compatLnSpc="1">
-                        <a:prstTxWarp prst="textNoShape">
-                          <a:avLst/>
-                        </a:prstTxWarp>
-                        <a:noAutofit/>
-                      </wps:bodyPr>
-                    </wps:wsp>
-                  </a:graphicData>
-                </a:graphic>
-                <wp14:sizeRelH relativeFrom="margin">
-                  <wp14:pctWidth>0</wp14:pctWidth>
-                </wp14:sizeRelH>
-                <wp14:sizeRelV relativeFrom="margin">
-                  <wp14:pctHeight>0</wp14:pctHeight>
-                </wp14:sizeRelV>
-              </wp:anchor>
-            </w:drawing>
-          </mc:Choice>
-          <mc:Fallback>
-            <w:pict>
-              <v:rect w14:anchorId="79AE94A4" id="_x0000_s1037" style="position:absolute;margin-left:-1020.7pt;margin-top:233.9pt;width:484.35pt;height:121.45pt;z-index:251658266;visibility:visible;mso-wrap-style:square;mso-width-percent:0;mso-height-percent:0;mso-wrap-distance-left:9pt;mso-wrap-distance-top:0;mso-wrap-distance-right:9pt;mso-wrap-distance-bottom:0;mso-position-horizontal:absolute;mso-position-horizontal-relative:page;mso-position-vertical:absolute;mso-position-vertical-relative:text;mso-width-percent:0;mso-height-percent:0;mso-width-relative:margin;mso-height-relative:margin;v-text-anchor:middle" o:gfxdata="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" fillcolor="#0070c0" stroked="f" strokeweight="1pt">
-                <v:textbox>
-                  <w:txbxContent>
-                    <w:p>
-                      <w:pPr>
-                        <w:rPr>
-                          <w:sz w:val="88"/>
-                          <w:szCs w:val="88"/>
-                        </w:rPr>
-                      </w:pPr>
-                      <w:r>
-                        <w:rPr>
-                          <w:sz w:val="88"/>
-                          <w:szCs w:val="88"/>
-                        </w:rPr>
-                        <w:t>Broker Opinion of Value</w:t>
-                      </w:r>
-                    </w:p>
-                  </w:txbxContent>
-                </v:textbox>
-                <w10:wrap anchorx="page"/>
-              </v:rect>
-            </w:pict>
-          </mc:Fallback>
-        </mc:AlternateContent>
-      </w:r>
-      <w:r>
-        <w:rPr>
-          <w:rFonts w:ascii="Poppins" w:hAnsi="Poppins" w:cs="Poppins"/>
-          <w:noProof/>
-        </w:rPr>
-        <mc:AlternateContent>
-          <mc:Choice Requires="wps">
-            <w:drawing>
-              <wp:anchor distT="0" distB="0" distL="114300" distR="114300" simplePos="0" relativeHeight="251658267" behindDoc="0" locked="0" layoutInCell="1" allowOverlap="1" wp14:anchorId="653B8280" wp14:editId="370A6422">
-                <wp:simplePos x="0" y="0"/>
-                <wp:positionH relativeFrom="page">
-                  <wp:posOffset>-12962818</wp:posOffset>
-                </wp:positionH>
-                <wp:positionV relativeFrom="paragraph">
-                  <wp:posOffset>4119367</wp:posOffset>
-                </wp:positionV>
-                <wp:extent cx="4724400" cy="1155700"/>
-                <wp:effectExtent l="0" t="0" r="0" b="6350"/>
-                <wp:wrapNone/>
-                <wp:docPr id="1524460446" name="Text Box 30"/>
-                <wp:cNvGraphicFramePr/>
-                <a:graphic xmlns:a="http://schemas.openxmlformats.org/drawingml/2006/main">
-                  <a:graphicData uri="http://schemas.microsoft.com/office/word/2010/wordprocessingShape">
-                    <wps:wsp>
-                      <wps:cNvSpPr txBox="1"/>
-                      <wps:spPr>
-                        <a:xfrm>
-                          <a:off x="0" y="0"/>
-                          <a:ext cx="4724400" cy="1155700"/>
-                        </a:xfrm>
-                        <a:prstGeom prst="rect">
-                          <a:avLst/>
-                        </a:prstGeom>
-                        <a:solidFill>
-                          <a:schemeClr val="lt1"/>
-                        </a:solidFill>
-                        <a:ln w="6350">
-                          <a:noFill/>
-                        </a:ln>
-                      </wps:spPr>
-                      <wps:txbx>
-                        <w:txbxContent>
-                          <w:p>
-                            <w:pPr>
-                              <w:spacing w:before="240" w:line="240" w:lineRule="auto"/>
-                              <w:rPr>
-                                <w:color w:val="0070C0"/>
-                                <w:sz w:val="36"/>
-                                <w:szCs w:val="36"/>
-                              </w:rPr>
-                            </w:pPr>
-                            <w:r>
-                              <w:rPr>
-                                <w:color w:val="0070C0"/>
-                                <w:sz w:val="36"/>
-                                <w:szCs w:val="36"/>
-                              </w:rPr>
-                              <w:t xml:space="preserve">Date: {{Date}}</w:t>
-                            </w:r>
-                            <w:r>
-                              <w:rPr>
-                                <w:color w:val="0070C0"/>
-                                <w:sz w:val="36"/>
-                                <w:szCs w:val="36"/>
-                              </w:rPr>
-                              <w:t/>
-                            </w:r>
-                          </w:p>
-                          <w:p>
-                            <w:pPr>
-                              <w:spacing w:before="240" w:line="240" w:lineRule="auto"/>
-                              <w:rPr>
-                                <w:color w:val="0070C0"/>
-                                <w:sz w:val="36"/>
-                                <w:szCs w:val="36"/>
-                              </w:rPr>
-                            </w:pPr>
-                            <w:r>
-                              <w:rPr>
-                                <w:color w:val="0070C0"/>
-                                <w:sz w:val="36"/>
-                                <w:szCs w:val="36"/>
-                              </w:rPr>
-                              <w:t>{{property_name}}</w:t>
-                            </w:r>
-                          </w:p>
-                        </w:txbxContent>
-                      </wps:txbx>
-                      <wps:bodyPr rot="0" spcFirstLastPara="0" vertOverflow="overflow" horzOverflow="overflow" vert="horz" wrap="square" lIns="91440" tIns="45720" rIns="91440" bIns="45720" numCol="1" spcCol="0" rtlCol="0" fromWordArt="0" anchor="t" anchorCtr="0" forceAA="0" compatLnSpc="1">
-                        <a:prstTxWarp prst="textNoShape">
-                          <a:avLst/>
-                        </a:prstTxWarp>
-                        <a:noAutofit/>
-                      </wps:bodyPr>
-                    </wps:wsp>
-                  </a:graphicData>
-                </a:graphic>
-                <wp14:sizeRelH relativeFrom="margin">
-                  <wp14:pctWidth>0</wp14:pctWidth>
-                </wp14:sizeRelH>
-                <wp14:sizeRelV relativeFrom="margin">
-                  <wp14:pctHeight>0</wp14:pctHeight>
-                </wp14:sizeRelV>
-              </wp:anchor>
-            </w:drawing>
-          </mc:Choice>
-          <mc:Fallback>
-            <w:pict>
-              <v:shape w14:anchorId="653B8280" id="_x0000_s1038" type="#_x0000_t202" style="position:absolute;margin-left:-1020.7pt;margin-top:324.35pt;width:372pt;height:91pt;z-index:251658267;visibility:visible;mso-wrap-style:square;mso-width-percent:0;mso-height-percent:0;mso-wrap-distance-left:9pt;mso-wrap-distance-top:0;mso-wrap-distance-right:9pt;mso-wrap-distance-bottom:0;mso-position-horizontal:absolute;mso-position-horizontal-relative:page;mso-position-vertical:absolute;mso-position-vertical-relative:text;mso-width-percent:0;mso-height-percent:0;mso-width-relative:margin;mso-height-relative:margin;v-text-anchor:top" o:gfxdata="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" fillcolor="white [3201]" stroked="f" strokeweight=".5pt">
-                <v:textbox>
-                  <w:txbxContent>
-                    <w:p>
-                      <w:pPr>
-                        <w:spacing w:before="240" w:line="240" w:lineRule="auto"/>
-                        <w:rPr>
-                          <w:color w:val="0070C0"/>
-                          <w:sz w:val="36"/>
-                          <w:szCs w:val="36"/>
-                        </w:rPr>
-                      </w:pPr>
-                      <w:r>
-                        <w:rPr>
-                          <w:color w:val="0070C0"/>
-                          <w:sz w:val="36"/>
-                          <w:szCs w:val="36"/>
-                        </w:rPr>
-                        <w:t xml:space="preserve">Date: {{Date}}</w:t>
-                      </w:r>
-                      <w:r>
-                        <w:rPr>
-                          <w:color w:val="0070C0"/>
-                          <w:sz w:val="36"/>
-                          <w:szCs w:val="36"/>
-                        </w:rPr>
-                        <w:t/>
-                      </w:r>
-                    </w:p>
-                    <w:p>
-                      <w:pPr>
-                        <w:spacing w:before="240" w:line="240" w:lineRule="auto"/>
-                        <w:rPr>
-                          <w:color w:val="0070C0"/>
-                          <w:sz w:val="36"/>
-                          <w:szCs w:val="36"/>
-                        </w:rPr>
-                      </w:pPr>
-                      <w:r>
-                        <w:rPr>
-                          <w:color w:val="0070C0"/>
-                          <w:sz w:val="36"/>
-                          <w:szCs w:val="36"/>
-                        </w:rPr>
-                        <w:t>{{property_name}}</w:t>
-                      </w:r>
-                    </w:p>
-                  </w:txbxContent>
-                </v:textbox>
-                <w10:wrap anchorx="page"/>
-              </v:shape>
-            </w:pict>
-          </mc:Fallback>
-        </mc:AlternateContent>
-      </w:r>
-    </w:p>
-    <w:p>
-      <w:pPr>
-        <w:rPr>
           <w:rFonts w:ascii="Arial" w:hAnsi="Arial" w:cs="Arial"/>
           <w:b/>
           <w:bCs/>
@@ -5324,29 +4716,6 @@
           <w:szCs w:val="12"/>
         </w:rPr>
       </w:pPr>
-    </w:p>
-    <w:p>
-      <w:pPr>
-        <w:rPr>
-          <w:rFonts w:ascii="Arial" w:hAnsi="Arial" w:cs="Arial"/>
-          <w:b/>
-          <w:bCs/>
-          <w:color w:val="0070C0"/>
-          <w:sz w:val="40"/>
-          <w:szCs w:val="40"/>
-        </w:rPr>
-      </w:pPr>
-      <w:r>
-        <w:rPr>
-          <w:rFonts w:ascii="Arial" w:hAnsi="Arial" w:cs="Arial"/>
-          <w:b/>
-          <w:bCs/>
-          <w:color w:val="0070C0"/>
-          <w:sz w:val="40"/>
-          <w:szCs w:val="40"/>
-        </w:rPr>
-        <w:br w:type="page"/>
-      </w:r>
     </w:p>
     <w:p>
       <w:pPr>
@@ -6402,20 +5771,8 @@
             </w:tcBorders>
           </w:tcPr>
           <w:p>
-            <w:pPr>
-              <w:pStyle w:val="TableText"/>
-              <w:jc w:val="center"/>
-              <w:rPr>
-                <w:rFonts w:ascii="Arial" w:hAnsi="Arial" w:cs="Arial"/>
-                <w:szCs w:val="20"/>
-              </w:rPr>
-            </w:pPr>
-            <w:r>
-              <w:rPr>
-                <w:rFonts w:ascii="Arial" w:hAnsi="Arial" w:cs="Arial"/>
-                <w:szCs w:val="20"/>
-              </w:rPr>
-              <w:t>$400/PSF</w:t>
+            <w:r>
+              <w:t>{{market_value}}</w:t>
             </w:r>
           </w:p>
         </w:tc>
@@ -6429,32 +5786,8 @@
             </w:tcBorders>
           </w:tcPr>
           <w:p>
-            <w:pPr>
-              <w:pStyle w:val="TableText"/>
-              <w:jc w:val="center"/>
-              <w:rPr>
-                <w:rFonts w:ascii="Arial" w:hAnsi="Arial" w:cs="Arial"/>
-                <w:szCs w:val="20"/>
-              </w:rPr>
-            </w:pPr>
-            <w:r>
-              <w:rPr>
-                <w:rFonts w:ascii="Arial" w:hAnsi="Arial" w:cs="Arial"/>
-                <w:szCs w:val="20"/>
-              </w:rPr>
-              <w:t>{{value_aggressive_psf}}</w:t>
-            </w:r>
-            <w:r>
-              <w:rPr>
-                <w:rFonts w:ascii="Arial" w:hAnsi="Arial" w:cs="Arial"/>
-                <w:szCs w:val="20"/>
-              </w:rPr>
-            </w:r>
-            <w:r>
-              <w:rPr>
-                <w:rFonts w:ascii="Arial" w:hAnsi="Arial" w:cs="Arial"/>
-                <w:szCs w:val="20"/>
-              </w:rPr>
+            <w:r>
+              <w:t>{{value_aggressive}}</w:t>
             </w:r>
           </w:p>
         </w:tc>
@@ -6468,32 +5801,8 @@
             </w:tcBorders>
           </w:tcPr>
           <w:p>
-            <w:pPr>
-              <w:pStyle w:val="TableText"/>
-              <w:jc w:val="center"/>
-              <w:rPr>
-                <w:rFonts w:ascii="Arial" w:hAnsi="Arial" w:cs="Arial"/>
-                <w:szCs w:val="20"/>
-              </w:rPr>
-            </w:pPr>
-            <w:r>
-              <w:rPr>
-                <w:rFonts w:ascii="Arial" w:hAnsi="Arial" w:cs="Arial"/>
-                <w:szCs w:val="20"/>
-              </w:rPr>
-              <w:t>{{value_conservative_psf}}</w:t>
-            </w:r>
-            <w:r>
-              <w:rPr>
-                <w:rFonts w:ascii="Arial" w:hAnsi="Arial" w:cs="Arial"/>
-                <w:szCs w:val="20"/>
-              </w:rPr>
-            </w:r>
-            <w:r>
-              <w:rPr>
-                <w:rFonts w:ascii="Arial" w:hAnsi="Arial" w:cs="Arial"/>
-                <w:szCs w:val="20"/>
-              </w:rPr>
+            <w:r>
+              <w:t>{{value_conservative}}</w:t>
             </w:r>
           </w:p>
         </w:tc>

--- a/bov_prospect_template.docx
+++ b/bov_prospect_template.docx
@@ -1068,7 +1068,7 @@
                   <wp:posOffset>-414443</wp:posOffset>
                 </wp:positionH>
                 <wp:positionV relativeFrom="page">
-                  <wp:posOffset>6464808</wp:posOffset>
+                  <wp:posOffset>4743026</wp:posOffset>
                 </wp:positionV>
                 <wp:extent cx="3497580" cy="2799080"/>
                 <wp:effectExtent l="0" t="0" r="0" b="0"/>
@@ -2942,6 +2942,9 @@
             <w:vAlign w:val="center"/>
           </w:tcPr>
           <w:p>
+            <w:pPr>
+              <w:jc w:val="center"/>
+            </w:pPr>
             <w:r>
               <w:t>{{value_aggressive}}</w:t>
             </w:r>
@@ -2953,6 +2956,9 @@
             <w:vAlign w:val="center"/>
           </w:tcPr>
           <w:p>
+            <w:pPr>
+              <w:jc w:val="center"/>
+            </w:pPr>
             <w:r>
               <w:t>{{market_value}}</w:t>
             </w:r>
@@ -2964,6 +2970,9 @@
             <w:vAlign w:val="center"/>
           </w:tcPr>
           <w:p>
+            <w:pPr>
+              <w:jc w:val="center"/>
+            </w:pPr>
             <w:r>
               <w:t>{{value_conservative}}</w:t>
             </w:r>

--- a/bov_prospect_template.docx
+++ b/bov_prospect_template.docx
@@ -2960,7 +2960,7 @@
               <w:jc w:val="center"/>
             </w:pPr>
             <w:r>
-              <w:t>{{market_value}}</w:t>
+              <w:t>{{market_value_rounded}}</w:t>
             </w:r>
           </w:p>
         </w:tc>
@@ -5290,31 +5290,32 @@
     <w:tbl>
       <w:tblPr>
         <w:tblStyle w:val="TableGrid"/>
-        <w:tblW w:w="0" w:type="auto"/>
+        <w:tblW w:w="9355" w:type="dxa"/>
+        <w:tblLook w:val="04A0" w:firstRow="1" w:lastRow="0" w:firstColumn="1" w:lastColumn="0" w:noHBand="0" w:noVBand="1"/>
         <w:tblBorders>
-          <w:top w:val="none" w:sz="0" w:space="0" w:color="auto"/>
-          <w:left w:val="none" w:sz="0" w:space="0" w:color="auto"/>
-          <w:bottom w:val="none" w:sz="0" w:space="0" w:color="auto"/>
-          <w:right w:val="none" w:sz="0" w:space="0" w:color="auto"/>
-          <w:insideH w:val="none" w:sz="0" w:space="0" w:color="auto"/>
-          <w:insideV w:val="none" w:sz="0" w:space="0" w:color="auto"/>
+          <w:top w:val="single" w:sz="4" w:space="0" w:color="000000"/>
+          <w:left w:val="single" w:sz="4" w:space="0" w:color="000000"/>
+          <w:bottom w:val="single" w:sz="4" w:space="0" w:color="000000"/>
+          <w:right w:val="single" w:sz="4" w:space="0" w:color="000000"/>
+          <w:insideH w:val="single" w:sz="4" w:space="0" w:color="000000"/>
+          <w:insideV w:val="single" w:sz="4" w:space="0" w:color="000000"/>
         </w:tblBorders>
-        <w:tblLook w:val="04A0" w:firstRow="1" w:lastRow="0" w:firstColumn="1" w:lastColumn="0" w:noHBand="0" w:noVBand="1"/>
+        <w:tblLayout w:type="fixed"/>
       </w:tblPr>
       <w:tblGrid>
-        <w:gridCol w:w="3078"/>
+        <w:gridCol w:w="3076"/>
         <w:gridCol w:w="164"/>
-        <w:gridCol w:w="1240"/>
+        <w:gridCol w:w="1239"/>
         <w:gridCol w:w="597"/>
-        <w:gridCol w:w="1184"/>
+        <w:gridCol w:w="1183"/>
         <w:gridCol w:w="510"/>
-        <w:gridCol w:w="2577"/>
+        <w:gridCol w:w="2576"/>
         <w:gridCol w:w="10"/>
       </w:tblGrid>
       <w:tr>
         <w:tc>
           <w:tcPr>
-            <w:tcW w:w="9360" w:type="dxa"/>
+            <w:tcW w:w="9355" w:type="dxa"/>
             <w:gridSpan w:val="8"/>
             <w:shd w:val="clear" w:color="auto" w:fill="0070C0"/>
             <w:vAlign w:val="center"/>
@@ -5642,176 +5643,196 @@
       </w:tr>
       <w:tr>
         <w:trPr>
-          <w:gridAfter w:val="1"/>
-          <w:wAfter w:w="10" w:type="dxa"/>
-          <w:trHeight w:val="360"/>
+          <w:trHeight w:val="200" w:hRule="atLeast"/>
         </w:trPr>
         <w:tc>
           <w:tcPr>
-            <w:tcW w:w="9350" w:type="dxa"/>
-            <w:gridSpan w:val="7"/>
-            <w:shd w:val="clear" w:color="auto" w:fill="0070C0"/>
+            <w:tcW w:w="9600" w:type="dxa"/>
+            <w:gridSpan w:val="8"/>
+            <w:tcBorders>
+              <w:top w:val="single" w:sz="4" w:space="0" w:color="000000"/>
+              <w:left w:val="single" w:sz="4" w:space="0" w:color="000000"/>
+              <w:bottom w:val="single" w:sz="4" w:space="0" w:color="000000"/>
+              <w:right w:val="single" w:sz="4" w:space="0" w:color="000000"/>
+            </w:tcBorders>
+            <w:shd w:val="clear" w:color="auto" w:fill="0070C0" w14:themeFill="accent1"/>
             <w:vAlign w:val="center"/>
           </w:tcPr>
           <w:p>
             <w:pPr>
-              <w:pStyle w:val="TableText"/>
               <w:jc w:val="center"/>
-              <w:rPr>
-                <w:rFonts w:ascii="Arial" w:hAnsi="Arial" w:cs="Arial"/>
+            </w:pPr>
+            <w:r>
+              <w:rPr>
                 <w:b/>
-                <w:bCs/>
-                <w:color w:val="FFFFFF" w:themeColor="background1"/>
-                <w:szCs w:val="20"/>
-              </w:rPr>
-            </w:pPr>
-            <w:r>
-              <w:rPr>
-                <w:rFonts w:ascii="Arial" w:hAnsi="Arial" w:cs="Arial"/>
-                <w:b/>
-                <w:bCs/>
-                <w:color w:val="FFFFFF" w:themeColor="background1"/>
-                <w:szCs w:val="20"/>
-              </w:rPr>
-              <w:t>SALE OPINION OF VALUE</w:t>
+                <w:color w:val="FFFFFF"/>
+                <w:sz w:val="18"/>
+                <w:szCs w:val="18"/>
+              </w:rPr>
+              <w:t xml:space="preserve">SALE OPINION OF VALUE</w:t>
             </w:r>
           </w:p>
         </w:tc>
       </w:tr>
       <w:tr>
         <w:trPr>
-          <w:gridAfter w:val="1"/>
-          <w:wAfter w:w="10" w:type="dxa"/>
-          <w:trHeight w:val="360"/>
+          <w:trHeight w:val="200" w:hRule="atLeast"/>
         </w:trPr>
         <w:tc>
           <w:tcPr>
-            <w:tcW w:w="3116" w:type="dxa"/>
+            <w:tcW w:w="3600" w:type="dxa"/>
+            <w:gridSpan w:val="3"/>
             <w:tcBorders>
-              <w:bottom w:val="single" w:sz="4" w:space="0" w:color="auto"/>
+              <w:top w:val="single" w:sz="4" w:space="0" w:color="000000"/>
+              <w:left w:val="single" w:sz="4" w:space="0" w:color="000000"/>
+              <w:bottom w:val="single" w:sz="4" w:space="0" w:color="000000"/>
+              <w:right w:val="single" w:sz="4" w:space="0" w:color="000000"/>
             </w:tcBorders>
             <w:vAlign w:val="center"/>
           </w:tcPr>
           <w:p>
             <w:pPr>
-              <w:pStyle w:val="TableText"/>
               <w:jc w:val="center"/>
-              <w:rPr>
-                <w:rFonts w:ascii="Arial" w:hAnsi="Arial" w:cs="Arial"/>
-                <w:szCs w:val="20"/>
-              </w:rPr>
             </w:pPr>
             <w:r>
               <w:rPr>
-                <w:rFonts w:ascii="Arial" w:hAnsi="Arial" w:cs="Arial"/>
-                <w:szCs w:val="20"/>
-              </w:rPr>
-              <w:t>Aggressive</w:t>
+                <w:b/>
+                <w:sz w:val="18"/>
+                <w:szCs w:val="18"/>
+              </w:rPr>
+              <w:t xml:space="preserve">Aggressive</w:t>
             </w:r>
           </w:p>
         </w:tc>
         <w:tc>
           <w:tcPr>
-            <w:tcW w:w="3117" w:type="dxa"/>
-            <w:gridSpan w:val="4"/>
+            <w:tcW w:w="3600" w:type="dxa"/>
+            <w:gridSpan w:val="3"/>
             <w:tcBorders>
-              <w:bottom w:val="single" w:sz="4" w:space="0" w:color="auto"/>
+              <w:top w:val="single" w:sz="4" w:space="0" w:color="000000"/>
+              <w:left w:val="single" w:sz="4" w:space="0" w:color="000000"/>
+              <w:bottom w:val="single" w:sz="4" w:space="0" w:color="000000"/>
+              <w:right w:val="single" w:sz="4" w:space="0" w:color="000000"/>
             </w:tcBorders>
             <w:vAlign w:val="center"/>
           </w:tcPr>
           <w:p>
             <w:pPr>
-              <w:pStyle w:val="TableText"/>
               <w:jc w:val="center"/>
-              <w:rPr>
-                <w:rFonts w:ascii="Arial" w:hAnsi="Arial" w:cs="Arial"/>
-                <w:szCs w:val="20"/>
-              </w:rPr>
             </w:pPr>
             <w:r>
               <w:rPr>
-                <w:rFonts w:ascii="Arial" w:hAnsi="Arial" w:cs="Arial"/>
-                <w:szCs w:val="20"/>
-              </w:rPr>
-              <w:t>Market Value</w:t>
+                <w:b/>
+                <w:sz w:val="18"/>
+                <w:szCs w:val="18"/>
+              </w:rPr>
+              <w:t xml:space="preserve">Market Value</w:t>
             </w:r>
           </w:p>
         </w:tc>
         <w:tc>
           <w:tcPr>
-            <w:tcW w:w="3117" w:type="dxa"/>
+            <w:tcW w:w="2400" w:type="dxa"/>
             <w:gridSpan w:val="2"/>
             <w:tcBorders>
-              <w:bottom w:val="single" w:sz="4" w:space="0" w:color="auto"/>
+              <w:top w:val="single" w:sz="4" w:space="0" w:color="000000"/>
+              <w:left w:val="single" w:sz="4" w:space="0" w:color="000000"/>
+              <w:bottom w:val="single" w:sz="4" w:space="0" w:color="000000"/>
+              <w:right w:val="single" w:sz="4" w:space="0" w:color="000000"/>
             </w:tcBorders>
             <w:vAlign w:val="center"/>
           </w:tcPr>
           <w:p>
             <w:pPr>
-              <w:pStyle w:val="TableText"/>
               <w:jc w:val="center"/>
-              <w:rPr>
-                <w:rFonts w:ascii="Arial" w:hAnsi="Arial" w:cs="Arial"/>
-                <w:szCs w:val="20"/>
-              </w:rPr>
             </w:pPr>
             <w:r>
               <w:rPr>
-                <w:rFonts w:ascii="Arial" w:hAnsi="Arial" w:cs="Arial"/>
-                <w:szCs w:val="20"/>
-              </w:rPr>
-              <w:t>Conservative</w:t>
+                <w:b/>
+                <w:sz w:val="18"/>
+                <w:szCs w:val="18"/>
+              </w:rPr>
+              <w:t xml:space="preserve">Conservative</w:t>
             </w:r>
           </w:p>
         </w:tc>
       </w:tr>
       <w:tr>
         <w:trPr>
-          <w:gridAfter w:val="1"/>
-          <w:wAfter w:w="10" w:type="dxa"/>
-          <w:trHeight w:val="360"/>
+          <w:trHeight w:val="200" w:hRule="atLeast"/>
         </w:trPr>
         <w:tc>
           <w:tcPr>
-            <w:tcW w:w="3116" w:type="dxa"/>
+            <w:tcW w:w="3600" w:type="dxa"/>
+            <w:gridSpan w:val="3"/>
             <w:tcBorders>
-              <w:top w:val="single" w:sz="4" w:space="0" w:color="auto"/>
-              <w:bottom w:val="single" w:sz="8" w:space="0" w:color="auto"/>
+              <w:top w:val="single" w:sz="4" w:space="0" w:color="000000"/>
+              <w:left w:val="single" w:sz="4" w:space="0" w:color="000000"/>
+              <w:bottom w:val="single" w:sz="4" w:space="0" w:color="000000"/>
+              <w:right w:val="single" w:sz="4" w:space="0" w:color="000000"/>
             </w:tcBorders>
+            <w:vAlign w:val="center"/>
           </w:tcPr>
           <w:p>
-            <w:r>
-              <w:t>{{market_value}}</w:t>
+            <w:pPr>
+              <w:jc w:val="center"/>
+            </w:pPr>
+            <w:r>
+              <w:rPr>
+                <w:sz w:val="18"/>
+                <w:szCs w:val="18"/>
+              </w:rPr>
+              <w:t xml:space="preserve">{{value_aggressive}}</w:t>
             </w:r>
           </w:p>
         </w:tc>
         <w:tc>
           <w:tcPr>
-            <w:tcW w:w="3117" w:type="dxa"/>
-            <w:gridSpan w:val="4"/>
+            <w:tcW w:w="3600" w:type="dxa"/>
+            <w:gridSpan w:val="3"/>
             <w:tcBorders>
-              <w:top w:val="single" w:sz="4" w:space="0" w:color="auto"/>
-              <w:bottom w:val="single" w:sz="8" w:space="0" w:color="auto"/>
+              <w:top w:val="single" w:sz="4" w:space="0" w:color="000000"/>
+              <w:left w:val="single" w:sz="4" w:space="0" w:color="000000"/>
+              <w:bottom w:val="single" w:sz="4" w:space="0" w:color="000000"/>
+              <w:right w:val="single" w:sz="4" w:space="0" w:color="000000"/>
             </w:tcBorders>
+            <w:vAlign w:val="center"/>
           </w:tcPr>
           <w:p>
-            <w:r>
-              <w:t>{{value_aggressive}}</w:t>
+            <w:pPr>
+              <w:jc w:val="center"/>
+            </w:pPr>
+            <w:r>
+              <w:rPr>
+                <w:sz w:val="18"/>
+                <w:szCs w:val="18"/>
+              </w:rPr>
+              <w:t xml:space="preserve">{{market_value_rounded}}</w:t>
             </w:r>
           </w:p>
         </w:tc>
         <w:tc>
           <w:tcPr>
-            <w:tcW w:w="3117" w:type="dxa"/>
+            <w:tcW w:w="2400" w:type="dxa"/>
             <w:gridSpan w:val="2"/>
             <w:tcBorders>
-              <w:top w:val="single" w:sz="4" w:space="0" w:color="auto"/>
-              <w:bottom w:val="single" w:sz="8" w:space="0" w:color="auto"/>
+              <w:top w:val="single" w:sz="4" w:space="0" w:color="000000"/>
+              <w:left w:val="single" w:sz="4" w:space="0" w:color="000000"/>
+              <w:bottom w:val="single" w:sz="4" w:space="0" w:color="000000"/>
+              <w:right w:val="single" w:sz="4" w:space="0" w:color="000000"/>
             </w:tcBorders>
+            <w:vAlign w:val="center"/>
           </w:tcPr>
           <w:p>
-            <w:r>
-              <w:t>{{value_conservative}}</w:t>
+            <w:pPr>
+              <w:jc w:val="center"/>
+            </w:pPr>
+            <w:r>
+              <w:rPr>
+                <w:sz w:val="18"/>
+                <w:szCs w:val="18"/>
+              </w:rPr>
+              <w:t xml:space="preserve">{{value_conservative}}</w:t>
             </w:r>
           </w:p>
         </w:tc>

--- a/bov_prospect_template.docx
+++ b/bov_prospect_template.docx
@@ -79,6 +79,7 @@
                                 <w:rFonts w:ascii="Arial" w:hAnsi="Arial" w:cs="Arial"/>
                                 <w:sz w:val="88"/>
                                 <w:szCs w:val="88"/>
+                                <w:color w:val="FFFFFF"/>
                               </w:rPr>
                               <w:t>Broker Opinion of Value</w:t>
                             </w:r>
@@ -229,7 +230,7 @@
               <wp:anchor distT="0" distB="0" distL="114300" distR="114300" simplePos="0" relativeHeight="251658244" behindDoc="0" locked="0" layoutInCell="1" allowOverlap="1" wp14:anchorId="04227A72" wp14:editId="6982DCC0">
                 <wp:simplePos x="0" y="0"/>
                 <wp:positionH relativeFrom="column">
-                  <wp:posOffset>-815340</wp:posOffset>
+                  <wp:posOffset>-414401</wp:posOffset>
                 </wp:positionH>
                 <wp:positionV relativeFrom="paragraph">
                   <wp:posOffset>3735705</wp:posOffset>
@@ -2201,6 +2202,7 @@
                               <w:rPr>
                                 <w:sz w:val="88"/>
                                 <w:szCs w:val="88"/>
+                                <w:color w:val="FFFFFF"/>
                               </w:rPr>
                               <w:t>Broker Opinion of Value</w:t>
                             </w:r>
@@ -2549,7 +2551,7 @@
       </w:tblGrid>
       <w:tr>
         <w:trPr>
-          <w:trHeight w:val="288"/>
+          <w:trHeight w:val="288" w:hRule="atLeast"/>
         </w:trPr>
         <w:tc>
           <w:tcPr>
@@ -2586,7 +2588,7 @@
       </w:tr>
       <w:tr>
         <w:trPr>
-          <w:trHeight w:val="288"/>
+          <w:trHeight w:val="288" w:hRule="atLeast"/>
         </w:trPr>
         <w:tc>
           <w:tcPr>
@@ -2722,7 +2724,7 @@
       </w:tr>
       <w:tr>
         <w:trPr>
-          <w:trHeight w:val="288"/>
+          <w:trHeight w:val="288" w:hRule="atLeast"/>
         </w:trPr>
         <w:tc>
           <w:tcPr>
@@ -2765,6 +2767,12 @@
                 <w:szCs w:val="20"/>
               </w:rPr>
             </w:pPr>
+            <w:r>
+              <w:rPr>
+                <w:sz w:val="20"/>
+                <w:szCs w:val="20"/>
+              </w:rPr>
+            </w:r>
           </w:p>
         </w:tc>
         <w:tc>
@@ -2808,7 +2816,7 @@
       </w:tr>
       <w:tr>
         <w:trPr>
-          <w:trHeight w:val="288"/>
+          <w:trHeight w:val="288" w:hRule="atLeast"/>
         </w:trPr>
         <w:tc>
           <w:tcPr>
@@ -2845,7 +2853,7 @@
       </w:tr>
       <w:tr>
         <w:trPr>
-          <w:trHeight w:val="288"/>
+          <w:trHeight w:val="288" w:hRule="atLeast"/>
         </w:trPr>
         <w:tc>
           <w:tcPr>
@@ -2934,7 +2942,7 @@
       </w:tr>
       <w:tr>
         <w:trPr>
-          <w:trHeight w:val="288"/>
+          <w:trHeight w:val="288" w:hRule="atLeast"/>
         </w:trPr>
         <w:tc>
           <w:tcPr>
@@ -2944,8 +2952,16 @@
           <w:p>
             <w:pPr>
               <w:jc w:val="center"/>
+              <w:rPr>
+                <w:sz w:val="20"/>
+                <w:szCs w:val="20"/>
+              </w:rPr>
             </w:pPr>
             <w:r>
+              <w:rPr>
+                <w:sz w:val="20"/>
+                <w:szCs w:val="20"/>
+              </w:rPr>
               <w:t>{{value_aggressive}}</w:t>
             </w:r>
           </w:p>
@@ -2958,8 +2974,16 @@
           <w:p>
             <w:pPr>
               <w:jc w:val="center"/>
+              <w:rPr>
+                <w:sz w:val="20"/>
+                <w:szCs w:val="20"/>
+              </w:rPr>
             </w:pPr>
             <w:r>
+              <w:rPr>
+                <w:sz w:val="20"/>
+                <w:szCs w:val="20"/>
+              </w:rPr>
               <w:t>{{market_value_rounded}}</w:t>
             </w:r>
           </w:p>
@@ -2972,8 +2996,16 @@
           <w:p>
             <w:pPr>
               <w:jc w:val="center"/>
+              <w:rPr>
+                <w:sz w:val="20"/>
+                <w:szCs w:val="20"/>
+              </w:rPr>
             </w:pPr>
             <w:r>
+              <w:rPr>
+                <w:sz w:val="20"/>
+                <w:szCs w:val="20"/>
+              </w:rPr>
               <w:t>{{value_conservative}}</w:t>
             </w:r>
           </w:p>
@@ -5313,6 +5345,9 @@
         <w:gridCol w:w="10"/>
       </w:tblGrid>
       <w:tr>
+        <w:trPr>
+          <w:trHeight w:val="288" w:hRule="atLeast"/>
+        </w:trPr>
         <w:tc>
           <w:tcPr>
             <w:tcW w:w="9355" w:type="dxa"/>
@@ -5329,6 +5364,7 @@
                 <w:b/>
                 <w:bCs/>
                 <w:szCs w:val="20"/>
+                <w:sz w:val="20"/>
               </w:rPr>
             </w:pPr>
             <w:r>
@@ -5338,6 +5374,7 @@
                 <w:bCs/>
                 <w:color w:val="FFFFFF" w:themeColor="background1"/>
                 <w:szCs w:val="20"/>
+                <w:sz w:val="20"/>
               </w:rPr>
               <w:t>OPINIONS OF VALUE</w:t>
             </w:r>
@@ -5345,305 +5382,194 @@
         </w:tc>
       </w:tr>
       <w:tr>
+        <w:trPr>
+          <w:trHeight w:val="288" w:hRule="atLeast"/>
+        </w:trPr>
         <w:tc>
           <w:tcPr>
-            <w:tcW w:w="3283" w:type="dxa"/>
+            <w:tcW w:w="2400" w:type="dxa"/>
             <w:gridSpan w:val="2"/>
             <w:tcBorders>
-              <w:bottom w:val="single" w:sz="4" w:space="0" w:color="auto"/>
+              <w:top w:val="single" w:sz="4" w:space="0" w:color="000000"/>
+              <w:left w:val="single" w:sz="4" w:space="0" w:color="000000"/>
+              <w:bottom w:val="single" w:sz="4" w:space="0" w:color="000000"/>
+              <w:right w:val="single" w:sz="4" w:space="0" w:color="000000"/>
             </w:tcBorders>
             <w:vAlign w:val="center"/>
           </w:tcPr>
           <w:p>
             <w:pPr>
-              <w:pStyle w:val="TableText"/>
               <w:jc w:val="center"/>
               <w:rPr>
-                <w:rFonts w:ascii="Arial" w:hAnsi="Arial" w:cs="Arial"/>
+                <w:sz w:val="20"/>
                 <w:szCs w:val="20"/>
               </w:rPr>
             </w:pPr>
             <w:r>
               <w:rPr>
-                <w:rFonts w:ascii="Arial" w:hAnsi="Arial" w:cs="Arial"/>
-                <w:szCs w:val="20"/>
-              </w:rPr>
-              <w:t>Market Sale Price</w:t>
+                <w:b/>
+                <w:sz w:val="20"/>
+                <w:szCs w:val="20"/>
+              </w:rPr>
+              <w:t xml:space="preserve">Market Sale Price</w:t>
             </w:r>
           </w:p>
         </w:tc>
         <w:tc>
           <w:tcPr>
-            <w:tcW w:w="1155" w:type="dxa"/>
+            <w:tcW w:w="4800" w:type="dxa"/>
+            <w:gridSpan w:val="4"/>
             <w:tcBorders>
-              <w:bottom w:val="single" w:sz="4" w:space="0" w:color="auto"/>
+              <w:top w:val="single" w:sz="4" w:space="0" w:color="000000"/>
+              <w:left w:val="single" w:sz="4" w:space="0" w:color="000000"/>
+              <w:bottom w:val="single" w:sz="4" w:space="0" w:color="000000"/>
+              <w:right w:val="single" w:sz="4" w:space="0" w:color="000000"/>
             </w:tcBorders>
             <w:vAlign w:val="center"/>
           </w:tcPr>
           <w:p>
             <w:pPr>
-              <w:pStyle w:val="TableText"/>
               <w:jc w:val="center"/>
               <w:rPr>
-                <w:rFonts w:ascii="Arial" w:hAnsi="Arial" w:cs="Arial"/>
+                <w:sz w:val="20"/>
                 <w:szCs w:val="20"/>
               </w:rPr>
             </w:pPr>
             <w:r>
               <w:rPr>
-                <w:rFonts w:ascii="Arial" w:hAnsi="Arial" w:cs="Arial"/>
-                <w:szCs w:val="20"/>
-              </w:rPr>
-              <w:t>{{market_price_psf}}/SF</w:t>
-            </w:r>
-            <w:r>
-              <w:rPr>
-                <w:rFonts w:ascii="Arial" w:hAnsi="Arial" w:cs="Arial"/>
-                <w:szCs w:val="20"/>
-              </w:rPr>
-            </w:r>
-            <w:r>
-              <w:rPr>
-                <w:rFonts w:ascii="Arial" w:hAnsi="Arial" w:cs="Arial"/>
-                <w:szCs w:val="20"/>
-              </w:rPr>
+                <w:sz w:val="20"/>
+                <w:szCs w:val="20"/>
+              </w:rPr>
+              <w:t xml:space="preserve">{{market_price_psf}}/SF X {{market_building_sf}}</w:t>
             </w:r>
           </w:p>
         </w:tc>
         <w:tc>
           <w:tcPr>
-            <w:tcW w:w="602" w:type="dxa"/>
+            <w:tcW w:w="2400" w:type="dxa"/>
+            <w:gridSpan w:val="2"/>
             <w:tcBorders>
-              <w:bottom w:val="single" w:sz="4" w:space="0" w:color="auto"/>
+              <w:top w:val="single" w:sz="4" w:space="0" w:color="000000"/>
+              <w:left w:val="single" w:sz="4" w:space="0" w:color="000000"/>
+              <w:bottom w:val="single" w:sz="4" w:space="0" w:color="000000"/>
+              <w:right w:val="single" w:sz="4" w:space="0" w:color="000000"/>
             </w:tcBorders>
             <w:vAlign w:val="center"/>
           </w:tcPr>
           <w:p>
             <w:pPr>
-              <w:pStyle w:val="TableText"/>
               <w:jc w:val="center"/>
               <w:rPr>
-                <w:rFonts w:ascii="Arial" w:hAnsi="Arial" w:cs="Arial"/>
+                <w:sz w:val="20"/>
                 <w:szCs w:val="20"/>
               </w:rPr>
             </w:pPr>
             <w:r>
               <w:rPr>
-                <w:rFonts w:ascii="Arial" w:hAnsi="Arial" w:cs="Arial"/>
-                <w:szCs w:val="20"/>
-              </w:rPr>
-              <w:t>X</w:t>
+                <w:sz w:val="20"/>
+                <w:szCs w:val="20"/>
+              </w:rPr>
+              <w:t xml:space="preserve">{{market_value}}</w:t>
             </w:r>
           </w:p>
         </w:tc>
+      </w:tr>
+      <w:tr>
+        <w:trPr>
+          <w:trHeight w:val="288" w:hRule="atLeast"/>
+        </w:trPr>
         <w:tc>
           <w:tcPr>
-            <w:tcW w:w="1710" w:type="dxa"/>
+            <w:tcW w:w="2400" w:type="dxa"/>
             <w:gridSpan w:val="2"/>
             <w:tcBorders>
-              <w:bottom w:val="single" w:sz="4" w:space="0" w:color="auto"/>
+              <w:top w:val="single" w:sz="4" w:space="0" w:color="000000"/>
+              <w:left w:val="single" w:sz="4" w:space="0" w:color="000000"/>
+              <w:bottom w:val="single" w:sz="4" w:space="0" w:color="000000"/>
+              <w:right w:val="single" w:sz="4" w:space="0" w:color="000000"/>
             </w:tcBorders>
             <w:vAlign w:val="center"/>
           </w:tcPr>
           <w:p>
             <w:pPr>
-              <w:pStyle w:val="TableText"/>
               <w:jc w:val="center"/>
               <w:rPr>
-                <w:rFonts w:ascii="Arial" w:hAnsi="Arial" w:cs="Arial"/>
+                <w:sz w:val="20"/>
                 <w:szCs w:val="20"/>
               </w:rPr>
             </w:pPr>
             <w:r>
               <w:rPr>
-                <w:rFonts w:ascii="Arial" w:hAnsi="Arial" w:cs="Arial"/>
-                <w:szCs w:val="20"/>
-              </w:rPr>
-              <w:t>{{market_building_sf}}</w:t>
-            </w:r>
-            <w:r>
-              <w:rPr>
-                <w:rFonts w:ascii="Arial" w:hAnsi="Arial" w:cs="Arial"/>
-                <w:szCs w:val="20"/>
-              </w:rPr>
-            </w:r>
-            <w:r>
-              <w:rPr>
-                <w:rFonts w:ascii="Arial" w:hAnsi="Arial" w:cs="Arial"/>
-                <w:szCs w:val="20"/>
-              </w:rPr>
+                <w:b/>
+                <w:sz w:val="20"/>
+                <w:szCs w:val="20"/>
+              </w:rPr>
+              <w:t xml:space="preserve">Market Sales Price (Rounded)</w:t>
             </w:r>
           </w:p>
         </w:tc>
         <w:tc>
           <w:tcPr>
-            <w:tcW w:w="2610" w:type="dxa"/>
-            <w:gridSpan w:val="2"/>
+            <w:tcW w:w="4800" w:type="dxa"/>
+            <w:gridSpan w:val="4"/>
             <w:tcBorders>
-              <w:bottom w:val="single" w:sz="4" w:space="0" w:color="auto"/>
+              <w:top w:val="single" w:sz="4" w:space="0" w:color="000000"/>
+              <w:left w:val="single" w:sz="4" w:space="0" w:color="000000"/>
+              <w:bottom w:val="single" w:sz="4" w:space="0" w:color="000000"/>
+              <w:right w:val="single" w:sz="4" w:space="0" w:color="000000"/>
             </w:tcBorders>
             <w:vAlign w:val="center"/>
           </w:tcPr>
           <w:p>
             <w:pPr>
-              <w:pStyle w:val="TableText"/>
               <w:jc w:val="center"/>
               <w:rPr>
-                <w:rFonts w:ascii="Arial" w:hAnsi="Arial" w:cs="Arial"/>
+                <w:sz w:val="20"/>
                 <w:szCs w:val="20"/>
               </w:rPr>
             </w:pPr>
             <w:r>
               <w:rPr>
-                <w:rFonts w:ascii="Arial" w:hAnsi="Arial" w:cs="Arial"/>
-                <w:szCs w:val="20"/>
-              </w:rPr>
-              <w:t>{{market_value}}</w:t>
-            </w:r>
-            <w:r>
-              <w:rPr>
-                <w:rFonts w:ascii="Arial" w:hAnsi="Arial" w:cs="Arial"/>
-                <w:szCs w:val="20"/>
-              </w:rPr>
-            </w:r>
-            <w:r>
-              <w:rPr>
-                <w:rFonts w:ascii="Arial" w:hAnsi="Arial" w:cs="Arial"/>
-                <w:szCs w:val="20"/>
-              </w:rPr>
+                <w:sz w:val="20"/>
+                <w:szCs w:val="20"/>
+              </w:rPr>
+              <w:t xml:space="preserve"/>
             </w:r>
           </w:p>
         </w:tc>
-      </w:tr>
-      <w:tr>
         <w:tc>
           <w:tcPr>
-            <w:tcW w:w="3283" w:type="dxa"/>
+            <w:tcW w:w="2400" w:type="dxa"/>
             <w:gridSpan w:val="2"/>
             <w:tcBorders>
-              <w:top w:val="single" w:sz="4" w:space="0" w:color="auto"/>
+              <w:top w:val="single" w:sz="4" w:space="0" w:color="000000"/>
+              <w:left w:val="single" w:sz="4" w:space="0" w:color="000000"/>
+              <w:bottom w:val="single" w:sz="4" w:space="0" w:color="000000"/>
+              <w:right w:val="single" w:sz="4" w:space="0" w:color="000000"/>
             </w:tcBorders>
             <w:vAlign w:val="center"/>
           </w:tcPr>
           <w:p>
             <w:pPr>
-              <w:pStyle w:val="TableText"/>
               <w:jc w:val="center"/>
               <w:rPr>
-                <w:rFonts w:ascii="Arial" w:hAnsi="Arial" w:cs="Arial"/>
+                <w:sz w:val="20"/>
                 <w:szCs w:val="20"/>
               </w:rPr>
             </w:pPr>
             <w:r>
               <w:rPr>
-                <w:rFonts w:ascii="Arial" w:hAnsi="Arial" w:cs="Arial"/>
-                <w:szCs w:val="20"/>
-              </w:rPr>
-              <w:t>Market Sales Price (Rounded)</w:t>
-            </w:r>
-          </w:p>
-        </w:tc>
-        <w:tc>
-          <w:tcPr>
-            <w:tcW w:w="1155" w:type="dxa"/>
-            <w:tcBorders>
-              <w:top w:val="single" w:sz="4" w:space="0" w:color="auto"/>
-            </w:tcBorders>
-            <w:vAlign w:val="center"/>
-          </w:tcPr>
-          <w:p>
-            <w:pPr>
-              <w:pStyle w:val="TableText"/>
-              <w:jc w:val="center"/>
-              <w:rPr>
-                <w:rFonts w:ascii="Arial" w:hAnsi="Arial" w:cs="Arial"/>
-                <w:szCs w:val="20"/>
-              </w:rPr>
-            </w:pPr>
-          </w:p>
-        </w:tc>
-        <w:tc>
-          <w:tcPr>
-            <w:tcW w:w="602" w:type="dxa"/>
-            <w:tcBorders>
-              <w:top w:val="single" w:sz="4" w:space="0" w:color="auto"/>
-            </w:tcBorders>
-            <w:vAlign w:val="center"/>
-          </w:tcPr>
-          <w:p>
-            <w:pPr>
-              <w:pStyle w:val="TableText"/>
-              <w:jc w:val="center"/>
-              <w:rPr>
-                <w:rFonts w:ascii="Arial" w:hAnsi="Arial" w:cs="Arial"/>
-                <w:szCs w:val="20"/>
-              </w:rPr>
-            </w:pPr>
-          </w:p>
-        </w:tc>
-        <w:tc>
-          <w:tcPr>
-            <w:tcW w:w="1710" w:type="dxa"/>
-            <w:gridSpan w:val="2"/>
-            <w:tcBorders>
-              <w:top w:val="single" w:sz="4" w:space="0" w:color="auto"/>
-            </w:tcBorders>
-            <w:vAlign w:val="center"/>
-          </w:tcPr>
-          <w:p>
-            <w:pPr>
-              <w:pStyle w:val="TableText"/>
-              <w:jc w:val="center"/>
-              <w:rPr>
-                <w:rFonts w:ascii="Arial" w:hAnsi="Arial" w:cs="Arial"/>
-                <w:szCs w:val="20"/>
-              </w:rPr>
-            </w:pPr>
-          </w:p>
-        </w:tc>
-        <w:tc>
-          <w:tcPr>
-            <w:tcW w:w="2610" w:type="dxa"/>
-            <w:gridSpan w:val="2"/>
-            <w:tcBorders>
-              <w:top w:val="single" w:sz="4" w:space="0" w:color="auto"/>
-            </w:tcBorders>
-            <w:vAlign w:val="center"/>
-          </w:tcPr>
-          <w:p>
-            <w:pPr>
-              <w:pStyle w:val="TableText"/>
-              <w:jc w:val="center"/>
-              <w:rPr>
-                <w:rFonts w:ascii="Arial" w:hAnsi="Arial" w:cs="Arial"/>
-                <w:szCs w:val="20"/>
-              </w:rPr>
-            </w:pPr>
-            <w:r>
-              <w:rPr>
-                <w:rFonts w:ascii="Arial" w:hAnsi="Arial" w:cs="Arial"/>
-                <w:szCs w:val="20"/>
-              </w:rPr>
-              <w:t>{{market_value_rounded}}</w:t>
-            </w:r>
-            <w:r>
-              <w:rPr>
-                <w:rFonts w:ascii="Arial" w:hAnsi="Arial" w:cs="Arial"/>
-                <w:szCs w:val="20"/>
-              </w:rPr>
-            </w:r>
-            <w:r>
-              <w:rPr>
-                <w:rFonts w:ascii="Arial" w:hAnsi="Arial" w:cs="Arial"/>
-                <w:szCs w:val="20"/>
-              </w:rPr>
+                <w:sz w:val="20"/>
+                <w:szCs w:val="20"/>
+              </w:rPr>
+              <w:t xml:space="preserve">{{market_value_rounded}}</w:t>
             </w:r>
           </w:p>
         </w:tc>
       </w:tr>
       <w:tr>
         <w:trPr>
-          <w:trHeight w:val="200" w:hRule="atLeast"/>
+          <w:trHeight w:val="288" w:hRule="atLeast"/>
         </w:trPr>
         <w:tc>
           <w:tcPr>
@@ -5655,19 +5581,23 @@
               <w:bottom w:val="single" w:sz="4" w:space="0" w:color="000000"/>
               <w:right w:val="single" w:sz="4" w:space="0" w:color="000000"/>
             </w:tcBorders>
-            <w:shd w:val="clear" w:color="auto" w:fill="0070C0" w14:themeFill="accent1"/>
+            <w:shd w:val="clear" w:color="auto" w:fill="0070C0"/>
             <w:vAlign w:val="center"/>
           </w:tcPr>
           <w:p>
             <w:pPr>
               <w:jc w:val="center"/>
+              <w:rPr>
+                <w:sz w:val="20"/>
+                <w:szCs w:val="20"/>
+              </w:rPr>
             </w:pPr>
             <w:r>
               <w:rPr>
                 <w:b/>
                 <w:color w:val="FFFFFF"/>
-                <w:sz w:val="18"/>
-                <w:szCs w:val="18"/>
+                <w:sz w:val="20"/>
+                <w:szCs w:val="20"/>
               </w:rPr>
               <w:t xml:space="preserve">SALE OPINION OF VALUE</w:t>
             </w:r>
@@ -5676,7 +5606,7 @@
       </w:tr>
       <w:tr>
         <w:trPr>
-          <w:trHeight w:val="200" w:hRule="atLeast"/>
+          <w:trHeight w:val="288" w:hRule="atLeast"/>
         </w:trPr>
         <w:tc>
           <w:tcPr>
@@ -5693,12 +5623,16 @@
           <w:p>
             <w:pPr>
               <w:jc w:val="center"/>
+              <w:rPr>
+                <w:sz w:val="20"/>
+                <w:szCs w:val="20"/>
+              </w:rPr>
             </w:pPr>
             <w:r>
               <w:rPr>
                 <w:b/>
-                <w:sz w:val="18"/>
-                <w:szCs w:val="18"/>
+                <w:sz w:val="20"/>
+                <w:szCs w:val="20"/>
               </w:rPr>
               <w:t xml:space="preserve">Aggressive</w:t>
             </w:r>
@@ -5719,12 +5653,16 @@
           <w:p>
             <w:pPr>
               <w:jc w:val="center"/>
+              <w:rPr>
+                <w:sz w:val="20"/>
+                <w:szCs w:val="20"/>
+              </w:rPr>
             </w:pPr>
             <w:r>
               <w:rPr>
                 <w:b/>
-                <w:sz w:val="18"/>
-                <w:szCs w:val="18"/>
+                <w:sz w:val="20"/>
+                <w:szCs w:val="20"/>
               </w:rPr>
               <w:t xml:space="preserve">Market Value</w:t>
             </w:r>
@@ -5745,12 +5683,16 @@
           <w:p>
             <w:pPr>
               <w:jc w:val="center"/>
+              <w:rPr>
+                <w:sz w:val="20"/>
+                <w:szCs w:val="20"/>
+              </w:rPr>
             </w:pPr>
             <w:r>
               <w:rPr>
                 <w:b/>
-                <w:sz w:val="18"/>
-                <w:szCs w:val="18"/>
+                <w:sz w:val="20"/>
+                <w:szCs w:val="20"/>
               </w:rPr>
               <w:t xml:space="preserve">Conservative</w:t>
             </w:r>
@@ -5759,7 +5701,7 @@
       </w:tr>
       <w:tr>
         <w:trPr>
-          <w:trHeight w:val="200" w:hRule="atLeast"/>
+          <w:trHeight w:val="288" w:hRule="atLeast"/>
         </w:trPr>
         <w:tc>
           <w:tcPr>
@@ -5776,11 +5718,15 @@
           <w:p>
             <w:pPr>
               <w:jc w:val="center"/>
+              <w:rPr>
+                <w:sz w:val="20"/>
+                <w:szCs w:val="20"/>
+              </w:rPr>
             </w:pPr>
             <w:r>
               <w:rPr>
-                <w:sz w:val="18"/>
-                <w:szCs w:val="18"/>
+                <w:sz w:val="20"/>
+                <w:szCs w:val="20"/>
               </w:rPr>
               <w:t xml:space="preserve">{{value_aggressive}}</w:t>
             </w:r>
@@ -5801,11 +5747,15 @@
           <w:p>
             <w:pPr>
               <w:jc w:val="center"/>
+              <w:rPr>
+                <w:sz w:val="20"/>
+                <w:szCs w:val="20"/>
+              </w:rPr>
             </w:pPr>
             <w:r>
               <w:rPr>
-                <w:sz w:val="18"/>
-                <w:szCs w:val="18"/>
+                <w:sz w:val="20"/>
+                <w:szCs w:val="20"/>
               </w:rPr>
               <w:t xml:space="preserve">{{market_value_rounded}}</w:t>
             </w:r>
@@ -5826,11 +5776,15 @@
           <w:p>
             <w:pPr>
               <w:jc w:val="center"/>
+              <w:rPr>
+                <w:sz w:val="20"/>
+                <w:szCs w:val="20"/>
+              </w:rPr>
             </w:pPr>
             <w:r>
               <w:rPr>
-                <w:sz w:val="18"/>
-                <w:szCs w:val="18"/>
+                <w:sz w:val="20"/>
+                <w:szCs w:val="20"/>
               </w:rPr>
               <w:t xml:space="preserve">{{value_conservative}}</w:t>
             </w:r>
